--- a/printables/unit-tests/U3_四上_第三单元_三位数乘两位数_部分.docx
+++ b/printables/unit-tests/U3_四上_第三单元_三位数乘两位数_部分.docx
@@ -4,34 +4,7 @@
   <w:body>
     <w:p>
       <w:pPr>
-        <w:jc w:val="center"/>
-      </w:pPr>
-      <w:r>
-        <w:rPr>
-          <w:rFonts w:ascii="宋体" w:hAnsi="宋体" w:eastAsia="宋体"/>
-          <w:b/>
-          <w:color w:val="1E7EB8"/>
-          <w:sz w:val="36"/>
-        </w:rPr>
-        <w:t>数学书桌 · Math Desk</w:t>
-      </w:r>
-    </w:p>
-    <w:p>
-      <w:pPr>
-        <w:jc w:val="center"/>
-      </w:pPr>
-      <w:r>
-        <w:rPr>
-          <w:rFonts w:ascii="宋体" w:hAnsi="宋体" w:eastAsia="宋体"/>
-          <w:b/>
-          <w:color w:val="0F5F8A"/>
-          <w:sz w:val="28"/>
-        </w:rPr>
-        <w:t>四上 · 第三单元·三位数乘两位数（仅首页）</w:t>
-      </w:r>
-    </w:p>
-    <w:p>
-      <w:pPr>
+        <w:spacing w:before="0" w:after="40" w:line="240" w:lineRule="auto"/>
         <w:jc w:val="center"/>
       </w:pPr>
       <w:r>
@@ -41,18 +14,314 @@
           <w:color w:val="1E7EB8"/>
           <w:sz w:val="20"/>
         </w:rPr>
-        <w:t>部分卷 · 仅有首页扫描　|　仅第1–2页（缺第3–4页）　|　主色：天蓝</w:t>
+        <w:t>数学书桌 · Math Desk</w:t>
       </w:r>
     </w:p>
     <w:p>
+      <w:pPr>
+        <w:spacing w:before="0" w:after="40" w:line="240" w:lineRule="auto"/>
+        <w:jc w:val="center"/>
+      </w:pPr>
+      <w:r>
+        <w:rPr>
+          <w:rFonts w:ascii="宋体" w:hAnsi="宋体" w:eastAsia="宋体"/>
+          <w:b/>
+          <w:color w:val="0F5F8A"/>
+          <w:sz w:val="32"/>
+        </w:rPr>
+        <w:t>数学 · 四上 · 第三单元练习</w:t>
+      </w:r>
+    </w:p>
+    <w:p>
+      <w:pPr>
+        <w:spacing w:before="0" w:after="120" w:line="240" w:lineRule="auto"/>
+        <w:jc w:val="center"/>
+      </w:pPr>
       <w:r>
         <w:rPr>
           <w:rFonts w:ascii="宋体" w:hAnsi="宋体" w:eastAsia="宋体"/>
           <w:b w:val="0"/>
-          <w:color w:val="0F5F8A"/>
+          <w:sz w:val="22"/>
+        </w:rPr>
+        <w:t>时间：40 分钟</w:t>
+      </w:r>
+    </w:p>
+    <w:p>
+      <w:pPr>
+        <w:spacing w:before="0" w:after="200" w:line="240" w:lineRule="auto"/>
+        <w:jc w:val="center"/>
+      </w:pPr>
+      <w:r>
+        <w:rPr>
+          <w:rFonts w:ascii="宋体" w:hAnsi="宋体" w:eastAsia="宋体"/>
+          <w:b w:val="0"/>
+          <w:sz w:val="22"/>
+        </w:rPr>
+        <w:t>学校____________　四年级____班　姓名____________</w:t>
+      </w:r>
+    </w:p>
+    <w:p>
+      <w:pPr>
+        <w:spacing w:before="0" w:after="80" w:line="240" w:lineRule="auto"/>
+      </w:pPr>
+      <w:r>
+        <w:rPr>
+          <w:rFonts w:ascii="宋体" w:hAnsi="宋体" w:eastAsia="宋体"/>
+          <w:b w:val="0"/>
+          <w:color w:val="1E7EB8"/>
           <w:sz w:val="18"/>
         </w:rPr>
-        <w:t>说明：下列各页为源卷高清拆页（放大锐化），内容与 JPG/PNG 扫描一致；缺页待你补图后可再生成。答案见 answers/ 目录。</w:t>
+        <w:t>【说明】原卷扫描仅有第 1–2 页，本卷按已有内容清晰重排；第 3–4 页待补图后再增补。</w:t>
+      </w:r>
+    </w:p>
+    <w:p>
+      <w:pPr>
+        <w:spacing w:before="160" w:after="120" w:line="240" w:lineRule="auto"/>
+      </w:pPr>
+      <w:r>
+        <w:rPr>
+          <w:rFonts w:ascii="宋体" w:hAnsi="宋体" w:eastAsia="宋体"/>
+          <w:b/>
+          <w:color w:val="0F5F8A"/>
+          <w:sz w:val="24"/>
+        </w:rPr>
+        <w:t>一、填空。</w:t>
+      </w:r>
+    </w:p>
+    <w:p>
+      <w:pPr>
+        <w:spacing w:before="0" w:after="80" w:line="240" w:lineRule="auto"/>
+      </w:pPr>
+      <w:r>
+        <w:rPr>
+          <w:rFonts w:ascii="宋体" w:hAnsi="宋体" w:eastAsia="宋体"/>
+          <w:b w:val="0"/>
+          <w:sz w:val="22"/>
+        </w:rPr>
+        <w:t>1. 23 个 12 的和是（　　），17 个 26 的积是（　　）。</w:t>
+      </w:r>
+    </w:p>
+    <w:p>
+      <w:pPr>
+        <w:spacing w:before="0" w:after="80" w:line="240" w:lineRule="auto"/>
+      </w:pPr>
+      <w:r>
+        <w:rPr>
+          <w:rFonts w:ascii="宋体" w:hAnsi="宋体" w:eastAsia="宋体"/>
+          <w:b w:val="0"/>
+          <w:sz w:val="22"/>
+        </w:rPr>
+        <w:t>2. 最大的两位数与最小的三位数的积是（　　）。</w:t>
+      </w:r>
+    </w:p>
+    <w:p>
+      <w:pPr>
+        <w:spacing w:before="0" w:after="80" w:line="240" w:lineRule="auto"/>
+      </w:pPr>
+      <w:r>
+        <w:rPr>
+          <w:rFonts w:ascii="宋体" w:hAnsi="宋体" w:eastAsia="宋体"/>
+          <w:b w:val="0"/>
+          <w:sz w:val="22"/>
+        </w:rPr>
+        <w:t>3. 457 加上（　　）正好是 82 的 9 倍。</w:t>
+      </w:r>
+    </w:p>
+    <w:p>
+      <w:pPr>
+        <w:spacing w:before="0" w:after="80" w:line="240" w:lineRule="auto"/>
+      </w:pPr>
+      <w:r>
+        <w:rPr>
+          <w:rFonts w:ascii="宋体" w:hAnsi="宋体" w:eastAsia="宋体"/>
+          <w:b w:val="0"/>
+          <w:sz w:val="22"/>
+        </w:rPr>
+        <w:t>4. 空间站约 90 分钟绕地球一圈。照这样计算，一天（24 小时）大约能绕地球（　　）圈。</w:t>
+      </w:r>
+    </w:p>
+    <w:p>
+      <w:pPr>
+        <w:spacing w:before="0" w:after="80" w:line="240" w:lineRule="auto"/>
+      </w:pPr>
+      <w:r>
+        <w:rPr>
+          <w:rFonts w:ascii="宋体" w:hAnsi="宋体" w:eastAsia="宋体"/>
+          <w:b w:val="0"/>
+          <w:sz w:val="22"/>
+        </w:rPr>
+        <w:t>5. 观察规律填空：</w:t>
+      </w:r>
+    </w:p>
+    <w:p>
+      <w:pPr>
+        <w:spacing w:before="0" w:after="80" w:line="240" w:lineRule="auto"/>
+      </w:pPr>
+      <w:r>
+        <w:rPr>
+          <w:rFonts w:ascii="宋体" w:hAnsi="宋体" w:eastAsia="宋体"/>
+          <w:b w:val="0"/>
+          <w:sz w:val="22"/>
+        </w:rPr>
+        <w:t xml:space="preserve">　　12×9－8＝100</w:t>
+      </w:r>
+    </w:p>
+    <w:p>
+      <w:pPr>
+        <w:spacing w:before="0" w:after="80" w:line="240" w:lineRule="auto"/>
+      </w:pPr>
+      <w:r>
+        <w:rPr>
+          <w:rFonts w:ascii="宋体" w:hAnsi="宋体" w:eastAsia="宋体"/>
+          <w:b w:val="0"/>
+          <w:sz w:val="22"/>
+        </w:rPr>
+        <w:t xml:space="preserve">　　123×9－7＝1100</w:t>
+      </w:r>
+    </w:p>
+    <w:p>
+      <w:pPr>
+        <w:spacing w:before="0" w:after="80" w:line="240" w:lineRule="auto"/>
+      </w:pPr>
+      <w:r>
+        <w:rPr>
+          <w:rFonts w:ascii="宋体" w:hAnsi="宋体" w:eastAsia="宋体"/>
+          <w:b w:val="0"/>
+          <w:sz w:val="22"/>
+        </w:rPr>
+        <w:t xml:space="preserve">　　1234×9－6＝11100</w:t>
+      </w:r>
+    </w:p>
+    <w:p>
+      <w:pPr>
+        <w:spacing w:before="0" w:after="80" w:line="240" w:lineRule="auto"/>
+      </w:pPr>
+      <w:r>
+        <w:rPr>
+          <w:rFonts w:ascii="宋体" w:hAnsi="宋体" w:eastAsia="宋体"/>
+          <w:b w:val="0"/>
+          <w:sz w:val="22"/>
+        </w:rPr>
+        <w:t xml:space="preserve">　　12345×9－5＝（　　）</w:t>
+      </w:r>
+    </w:p>
+    <w:p>
+      <w:pPr>
+        <w:spacing w:before="0" w:after="80" w:line="240" w:lineRule="auto"/>
+      </w:pPr>
+      <w:r>
+        <w:rPr>
+          <w:rFonts w:ascii="宋体" w:hAnsi="宋体" w:eastAsia="宋体"/>
+          <w:b w:val="0"/>
+          <w:sz w:val="22"/>
+        </w:rPr>
+        <w:t xml:space="preserve">　　……</w:t>
+      </w:r>
+    </w:p>
+    <w:p>
+      <w:pPr>
+        <w:spacing w:before="0" w:after="80" w:line="240" w:lineRule="auto"/>
+      </w:pPr>
+      <w:r>
+        <w:rPr>
+          <w:rFonts w:ascii="宋体" w:hAnsi="宋体" w:eastAsia="宋体"/>
+          <w:b w:val="0"/>
+          <w:sz w:val="22"/>
+        </w:rPr>
+        <w:t xml:space="preserve">　　123456789×9－1＝（　　）</w:t>
+      </w:r>
+    </w:p>
+    <w:p>
+      <w:pPr>
+        <w:spacing w:before="0" w:after="80" w:line="240" w:lineRule="auto"/>
+      </w:pPr>
+      <w:r>
+        <w:rPr>
+          <w:rFonts w:ascii="宋体" w:hAnsi="宋体" w:eastAsia="宋体"/>
+          <w:b w:val="0"/>
+          <w:sz w:val="22"/>
+        </w:rPr>
+        <w:t>6. 计算 12×14，正确的方法打“✓”。</w:t>
+      </w:r>
+    </w:p>
+    <w:p>
+      <w:pPr>
+        <w:spacing w:before="0" w:after="80" w:line="240" w:lineRule="auto"/>
+      </w:pPr>
+      <w:r>
+        <w:rPr>
+          <w:rFonts w:ascii="宋体" w:hAnsi="宋体" w:eastAsia="宋体"/>
+          <w:b w:val="0"/>
+          <w:sz w:val="22"/>
+        </w:rPr>
+        <w:t xml:space="preserve">　　东东：14＋14＋…＋14（共 12 个）（　）</w:t>
+      </w:r>
+    </w:p>
+    <w:p>
+      <w:pPr>
+        <w:spacing w:before="0" w:after="80" w:line="240" w:lineRule="auto"/>
+      </w:pPr>
+      <w:r>
+        <w:rPr>
+          <w:rFonts w:ascii="宋体" w:hAnsi="宋体" w:eastAsia="宋体"/>
+          <w:b w:val="0"/>
+          <w:sz w:val="22"/>
+        </w:rPr>
+        <w:t xml:space="preserve">　　成成：12×7＋2（　）</w:t>
+      </w:r>
+    </w:p>
+    <w:p>
+      <w:pPr>
+        <w:spacing w:before="0" w:after="80" w:line="240" w:lineRule="auto"/>
+      </w:pPr>
+      <w:r>
+        <w:rPr>
+          <w:rFonts w:ascii="宋体" w:hAnsi="宋体" w:eastAsia="宋体"/>
+          <w:b w:val="0"/>
+          <w:sz w:val="22"/>
+        </w:rPr>
+        <w:t xml:space="preserve">　　思思：14×6＋14×6（　）</w:t>
+      </w:r>
+    </w:p>
+    <w:p>
+      <w:pPr>
+        <w:spacing w:before="0" w:after="80" w:line="240" w:lineRule="auto"/>
+      </w:pPr>
+      <w:r>
+        <w:rPr>
+          <w:rFonts w:ascii="宋体" w:hAnsi="宋体" w:eastAsia="宋体"/>
+          <w:b w:val="0"/>
+          <w:sz w:val="22"/>
+        </w:rPr>
+        <w:t xml:space="preserve">　　乐乐：12×10＋12×4（　）</w:t>
+      </w:r>
+    </w:p>
+    <w:p>
+      <w:pPr>
+        <w:spacing w:before="0" w:after="80" w:line="240" w:lineRule="auto"/>
+      </w:pPr>
+      <w:r>
+        <w:rPr>
+          <w:rFonts w:ascii="宋体" w:hAnsi="宋体" w:eastAsia="宋体"/>
+          <w:b w:val="0"/>
+          <w:sz w:val="22"/>
+        </w:rPr>
+        <w:t>7. 一块长方形绿地，长增加 1 米，面积增加 16 平方米；宽增加 1 米，面积增加 25 平方米。这块绿地的面积是（　　）平方米。</w:t>
+      </w:r>
+    </w:p>
+    <w:p>
+      <w:pPr>
+        <w:spacing w:before="0" w:after="0" w:line="240" w:lineRule="auto"/>
+        <w:jc w:val="center"/>
+      </w:pPr>
+      <w:r>
+        <w:rPr>
+          <w:rFonts w:ascii="宋体" w:hAnsi="宋体" w:eastAsia="宋体"/>
+          <w:b w:val="0"/>
+          <w:color w:val="1E7EB8"/>
+          <w:sz w:val="16"/>
+        </w:rPr>
+        <w:t>数学 · 四上 · 第三单元（部分）　第 1 页（共 2 页）　|　清晰重排版（非扫描放大）</w:t>
       </w:r>
     </w:p>
     <w:p>
@@ -62,112 +331,153 @@
     </w:p>
     <w:p>
       <w:pPr>
+        <w:spacing w:before="160" w:after="120" w:line="240" w:lineRule="auto"/>
+      </w:pPr>
+      <w:r>
+        <w:rPr>
+          <w:rFonts w:ascii="宋体" w:hAnsi="宋体" w:eastAsia="宋体"/>
+          <w:b/>
+          <w:color w:val="0F5F8A"/>
+          <w:sz w:val="24"/>
+        </w:rPr>
+        <w:t>二、选一选。</w:t>
+      </w:r>
+    </w:p>
+    <w:p>
+      <w:pPr>
+        <w:spacing w:before="0" w:after="80" w:line="240" w:lineRule="auto"/>
+      </w:pPr>
+      <w:r>
+        <w:rPr>
+          <w:rFonts w:ascii="宋体" w:hAnsi="宋体" w:eastAsia="宋体"/>
+          <w:b w:val="0"/>
+          <w:sz w:val="22"/>
+        </w:rPr>
+        <w:t>1. 卫星绕地球一圈要 114 分钟，11 圈要多少分钟？竖式 114×11 中，箭头所指部分积表示（　　）。</w:t>
+      </w:r>
+    </w:p>
+    <w:p>
+      <w:pPr>
+        <w:spacing w:before="0" w:after="80" w:line="240" w:lineRule="auto"/>
+      </w:pPr>
+      <w:r>
+        <w:rPr>
+          <w:rFonts w:ascii="宋体" w:hAnsi="宋体" w:eastAsia="宋体"/>
+          <w:b w:val="0"/>
+          <w:sz w:val="22"/>
+        </w:rPr>
+        <w:t xml:space="preserve">　　① 1 圈 114 分　　② 1 圈 1140 分　　③ 10 圈 114 分　　④ 10 圈 1140 分</w:t>
+      </w:r>
+    </w:p>
+    <w:p>
+      <w:pPr>
+        <w:spacing w:before="0" w:after="80" w:line="240" w:lineRule="auto"/>
+      </w:pPr>
+      <w:r>
+        <w:rPr>
+          <w:rFonts w:ascii="宋体" w:hAnsi="宋体" w:eastAsia="宋体"/>
+          <w:b w:val="0"/>
+          <w:sz w:val="22"/>
+        </w:rPr>
+        <w:t>2. 用计算器算 3090×120，误输入为 3090×20。在不清空重输的情况下，接着怎样操作可以得到正确答案？（　　）</w:t>
+      </w:r>
+    </w:p>
+    <w:p>
+      <w:pPr>
+        <w:spacing w:before="0" w:after="80" w:line="240" w:lineRule="auto"/>
+      </w:pPr>
+      <w:r>
+        <w:rPr>
+          <w:rFonts w:ascii="宋体" w:hAnsi="宋体" w:eastAsia="宋体"/>
+          <w:b w:val="0"/>
+          <w:sz w:val="22"/>
+        </w:rPr>
+        <w:t xml:space="preserve">　　① ÷10　　② ×10　　③ ×6　　④ ÷6</w:t>
+      </w:r>
+    </w:p>
+    <w:p>
+      <w:pPr>
+        <w:spacing w:before="0" w:after="80" w:line="240" w:lineRule="auto"/>
+      </w:pPr>
+      <w:r>
+        <w:rPr>
+          <w:rFonts w:ascii="宋体" w:hAnsi="宋体" w:eastAsia="宋体"/>
+          <w:b w:val="0"/>
+          <w:sz w:val="22"/>
+        </w:rPr>
+        <w:t>3. 做诗集，每人 32 张纸，298 人大约需要多少张？谁的估算能解决问题？（　　）</w:t>
+      </w:r>
+    </w:p>
+    <w:p>
+      <w:pPr>
+        <w:spacing w:before="0" w:after="80" w:line="240" w:lineRule="auto"/>
+      </w:pPr>
+      <w:r>
+        <w:rPr>
+          <w:rFonts w:ascii="宋体" w:hAnsi="宋体" w:eastAsia="宋体"/>
+          <w:b w:val="0"/>
+          <w:sz w:val="22"/>
+        </w:rPr>
+        <w:t xml:space="preserve">　　① 东东：298×32≈8940（把 32 看作 30）</w:t>
+      </w:r>
+    </w:p>
+    <w:p>
+      <w:pPr>
+        <w:spacing w:before="0" w:after="80" w:line="240" w:lineRule="auto"/>
+      </w:pPr>
+      <w:r>
+        <w:rPr>
+          <w:rFonts w:ascii="宋体" w:hAnsi="宋体" w:eastAsia="宋体"/>
+          <w:b w:val="0"/>
+          <w:sz w:val="22"/>
+        </w:rPr>
+        <w:t xml:space="preserve">　　② 成成：298×32≈8700（298≈290，32≈30）</w:t>
+      </w:r>
+    </w:p>
+    <w:p>
+      <w:pPr>
+        <w:spacing w:before="0" w:after="80" w:line="240" w:lineRule="auto"/>
+      </w:pPr>
+      <w:r>
+        <w:rPr>
+          <w:rFonts w:ascii="宋体" w:hAnsi="宋体" w:eastAsia="宋体"/>
+          <w:b w:val="0"/>
+          <w:sz w:val="22"/>
+        </w:rPr>
+        <w:t xml:space="preserve">　　③ 思思：298×32≈9600（298≈300）</w:t>
+      </w:r>
+    </w:p>
+    <w:p>
+      <w:pPr>
+        <w:spacing w:before="0" w:after="80" w:line="240" w:lineRule="auto"/>
+      </w:pPr>
+      <w:r>
+        <w:rPr>
+          <w:rFonts w:ascii="宋体" w:hAnsi="宋体" w:eastAsia="宋体"/>
+          <w:b w:val="0"/>
+          <w:sz w:val="22"/>
+        </w:rPr>
+        <w:t xml:space="preserve">　　④ 乐乐：298×32≈9000（298≈300，32≈30）</w:t>
+      </w:r>
+    </w:p>
+    <w:p>
+      <w:pPr>
+        <w:spacing w:before="0" w:after="0" w:line="240" w:lineRule="auto"/>
         <w:jc w:val="center"/>
       </w:pPr>
       <w:r>
         <w:rPr>
           <w:rFonts w:ascii="宋体" w:hAnsi="宋体" w:eastAsia="宋体"/>
-          <w:b/>
+          <w:b w:val="0"/>
           <w:color w:val="1E7EB8"/>
-          <w:sz w:val="20"/>
+          <w:sz w:val="16"/>
         </w:rPr>
-        <w:t>数学书桌 · Math Desk　·　第三单元·三位数乘两位数（仅首页）　·　第 1 页</w:t>
-      </w:r>
-    </w:p>
-    <w:p>
-      <w:r>
-        <w:drawing>
-          <wp:inline xmlns:a="http://schemas.openxmlformats.org/drawingml/2006/main" xmlns:pic="http://schemas.openxmlformats.org/drawingml/2006/picture">
-            <wp:extent cx="6696000" cy="9479346"/>
-            <wp:docPr id="1" name="Picture 1"/>
-            <wp:cNvGraphicFramePr>
-              <a:graphicFrameLocks noChangeAspect="1"/>
-            </wp:cNvGraphicFramePr>
-            <a:graphic>
-              <a:graphicData uri="http://schemas.openxmlformats.org/drawingml/2006/picture">
-                <pic:pic>
-                  <pic:nvPicPr>
-                    <pic:cNvPr id="0" name="u03-p01.png"/>
-                    <pic:cNvPicPr/>
-                  </pic:nvPicPr>
-                  <pic:blipFill>
-                    <a:blip r:embed="rId9"/>
-                    <a:stretch>
-                      <a:fillRect/>
-                    </a:stretch>
-                  </pic:blipFill>
-                  <pic:spPr>
-                    <a:xfrm>
-                      <a:off x="0" y="0"/>
-                      <a:ext cx="6696000" cy="9479346"/>
-                    </a:xfrm>
-                    <a:prstGeom prst="rect"/>
-                  </pic:spPr>
-                </pic:pic>
-              </a:graphicData>
-            </a:graphic>
-          </wp:inline>
-        </w:drawing>
-      </w:r>
-    </w:p>
-    <w:p>
-      <w:r>
-        <w:br w:type="page"/>
-      </w:r>
-    </w:p>
-    <w:p>
-      <w:pPr>
-        <w:jc w:val="center"/>
-      </w:pPr>
-      <w:r>
-        <w:rPr>
-          <w:rFonts w:ascii="宋体" w:hAnsi="宋体" w:eastAsia="宋体"/>
-          <w:b/>
-          <w:color w:val="1E7EB8"/>
-          <w:sz w:val="20"/>
-        </w:rPr>
-        <w:t>数学书桌 · Math Desk　·　第三单元·三位数乘两位数（仅首页）　·　第 2 页</w:t>
-      </w:r>
-    </w:p>
-    <w:p>
-      <w:r>
-        <w:drawing>
-          <wp:inline xmlns:a="http://schemas.openxmlformats.org/drawingml/2006/main" xmlns:pic="http://schemas.openxmlformats.org/drawingml/2006/picture">
-            <wp:extent cx="6696000" cy="9463225"/>
-            <wp:docPr id="2" name="Picture 2"/>
-            <wp:cNvGraphicFramePr>
-              <a:graphicFrameLocks noChangeAspect="1"/>
-            </wp:cNvGraphicFramePr>
-            <a:graphic>
-              <a:graphicData uri="http://schemas.openxmlformats.org/drawingml/2006/picture">
-                <pic:pic>
-                  <pic:nvPicPr>
-                    <pic:cNvPr id="0" name="u03-p02.png"/>
-                    <pic:cNvPicPr/>
-                  </pic:nvPicPr>
-                  <pic:blipFill>
-                    <a:blip r:embed="rId10"/>
-                    <a:stretch>
-                      <a:fillRect/>
-                    </a:stretch>
-                  </pic:blipFill>
-                  <pic:spPr>
-                    <a:xfrm>
-                      <a:off x="0" y="0"/>
-                      <a:ext cx="6696000" cy="9463225"/>
-                    </a:xfrm>
-                    <a:prstGeom prst="rect"/>
-                  </pic:spPr>
-                </pic:pic>
-              </a:graphicData>
-            </a:graphic>
-          </wp:inline>
-        </w:drawing>
+        <w:t>数学 · 四上 · 第三单元（部分）　第 2 页（共 2 页）　|　清晰重排版（非扫描放大）</w:t>
       </w:r>
     </w:p>
     <w:sectPr>
       <w:pgSz w:w="11906" w:h="16838"/>
-      <w:pgMar w:top="567" w:right="680" w:bottom="567" w:left="680" w:header="720" w:footer="720" w:gutter="0"/>
+      <w:pgMar w:top="794" w:right="907" w:bottom="794" w:left="907" w:header="720" w:footer="720" w:gutter="0"/>
       <w:cols w:space="720"/>
       <w:docGrid w:linePitch="360"/>
     </w:sectPr>
@@ -538,6 +848,10 @@
     <w:name w:val="Normal"/>
     <w:qFormat/>
     <w:rsid w:val="00FC693F"/>
+    <w:rPr>
+      <w:rFonts w:ascii="宋体" w:hAnsi="宋体" w:eastAsia="宋体"/>
+      <w:sz w:val="22"/>
+    </w:rPr>
   </w:style>
   <w:style w:type="paragraph" w:styleId="Header">
     <w:name w:val="header"/>

--- a/printables/unit-tests/U3_四上_第三单元_三位数乘两位数_部分.docx
+++ b/printables/unit-tests/U3_四上_第三单元_三位数乘两位数_部分.docx
@@ -71,7 +71,7 @@
           <w:color w:val="1E7EB8"/>
           <w:sz w:val="18"/>
         </w:rPr>
-        <w:t>【说明】原卷扫描仅有第 1–2 页，本卷按已有内容清晰重排；第 3–4 页待补图后再增补。</w:t>
+        <w:t>【说明】原卷扫描仅有第 1–2 页；图题（竖式箭头）已补全。</w:t>
       </w:r>
     </w:p>
     <w:p>
@@ -354,6 +354,46 @@
           <w:sz w:val="22"/>
         </w:rPr>
         <w:t>1. 卫星绕地球一圈要 114 分钟，11 圈要多少分钟？竖式 114×11 中，箭头所指部分积表示（　　）。</w:t>
+      </w:r>
+    </w:p>
+    <w:p>
+      <w:pPr>
+        <w:spacing w:after="120"/>
+        <w:jc w:val="center"/>
+      </w:pPr>
+      <w:r>
+        <w:drawing>
+          <wp:inline xmlns:a="http://schemas.openxmlformats.org/drawingml/2006/main" xmlns:pic="http://schemas.openxmlformats.org/drawingml/2006/picture">
+            <wp:extent cx="2520000" cy="1980000"/>
+            <wp:docPr id="1" name="Picture 1"/>
+            <wp:cNvGraphicFramePr>
+              <a:graphicFrameLocks noChangeAspect="1"/>
+            </wp:cNvGraphicFramePr>
+            <a:graphic>
+              <a:graphicData uri="http://schemas.openxmlformats.org/drawingml/2006/picture">
+                <pic:pic>
+                  <pic:nvPicPr>
+                    <pic:cNvPr id="0" name="u3_114x11_exact.jpg"/>
+                    <pic:cNvPicPr/>
+                  </pic:nvPicPr>
+                  <pic:blipFill>
+                    <a:blip r:embed="rId9"/>
+                    <a:stretch>
+                      <a:fillRect/>
+                    </a:stretch>
+                  </pic:blipFill>
+                  <pic:spPr>
+                    <a:xfrm>
+                      <a:off x="0" y="0"/>
+                      <a:ext cx="2520000" cy="1980000"/>
+                    </a:xfrm>
+                    <a:prstGeom prst="rect"/>
+                  </pic:spPr>
+                </pic:pic>
+              </a:graphicData>
+            </a:graphic>
+          </wp:inline>
+        </w:drawing>
       </w:r>
     </w:p>
     <w:p>
